--- a/DBTUNING/ch33_결과캐시_PGA튜닝/ch33_실습문제_추가서술형.docx
+++ b/DBTUNING/ch33_결과캐시_PGA튜닝/ch33_실습문제_추가서술형.docx
@@ -10,7 +10,7 @@
           <w:color w:val="17365D"/>
           <w:sz w:val="36"/>
         </w:rPr>
-        <w:t>제19장  결과 캐시와 PGA 튜닝 — 추가 실습문제 (서술형·문제해결형·진단절차형)</w:t>
+        <w:t>제ch33  결과 캐시와 PGA 튜닝 — 추가 실습문제 (서술형·문제해결형·진단절차형)</w:t>
       </w:r>
     </w:p>
     <w:p>

--- a/DBTUNING/ch33_결과캐시_PGA튜닝/ch33_실습문제_추가서술형.docx
+++ b/DBTUNING/ch33_결과캐시_PGA튜닝/ch33_실습문제_추가서술형.docx
@@ -10,7 +10,7 @@
           <w:color w:val="17365D"/>
           <w:sz w:val="36"/>
         </w:rPr>
-        <w:t>제ch33  결과 캐시와 PGA 튜닝 — 추가 실습문제 (서술형·문제해결형·진단절차형)</w:t>
+        <w:t>ch33  결과 캐시와 PGA 튜닝 — 추가 실습문제 (서술형·문제해결형·진단절차형)</w:t>
       </w:r>
     </w:p>
     <w:p>
